--- a/uploads/Proposta/Proposta_FEICON - FEBRAVA REGIONAL_.docx
+++ b/uploads/Proposta/Proposta_FEICON - FEBRAVA REGIONAL_.docx
@@ -687,6 +687,18 @@
               <w:rFonts w:ascii="Abel" w:hAnsi="Abel" w:cs="Abel"/>
             </w:rPr>
             <w:t xml:space="preserve"/>
+            <w:br/>
+            <w:t xml:space="preserve"/>
+            <w:br/>
+            <w:t xml:space="preserve">ATENDIMENTO OPERACIONAL</w:t>
+            <w:br/>
+            <w:t xml:space="preserve"/>
+            <w:br/>
+            <w:t xml:space="preserve">PRODUTOR</w:t>
+            <w:br/>
+            <w:t xml:space="preserve"/>
+            <w:br/>
+            <w:t xml:space="preserve">1 ATENDIMENTO OPERACIONAL – atendimento por 1 dias – iniciando de:</w:t>
           </w:r>
         </w:t>
       </w:r>
@@ -1211,136 +1223,14 @@
     </w:p>
     <w:p>
       <w:pPr>
-        <w:rPr>
-          <w:rFonts w:ascii="Abel" w:hAnsi="Abel"/>
-          <w:sz w:val="24"/>
-          <w:szCs w:val="24"/>
-        </w:rPr>
-      </w:pPr>
-    </w:p>
-    <w:p>
-      <w:pPr>
-        <w:rPr>
-          <w:rFonts w:ascii="Abel" w:hAnsi="Abel"/>
-          <w:sz w:val="24"/>
-          <w:szCs w:val="24"/>
-        </w:rPr>
-      </w:pPr>
-    </w:p>
-    <w:p>
-      <w:pPr>
-        <w:rPr>
-          <w:rFonts w:ascii="Abel" w:hAnsi="Abel"/>
-          <w:sz w:val="24"/>
-          <w:szCs w:val="24"/>
-        </w:rPr>
-      </w:pPr>
-    </w:p>
-    <w:p>
-      <w:pPr>
-        <w:rPr>
-          <w:rFonts w:ascii="Abel" w:hAnsi="Abel"/>
-          <w:sz w:val="24"/>
-          <w:szCs w:val="24"/>
-        </w:rPr>
-      </w:pPr>
-    </w:p>
-    <w:p>
-      <w:pPr>
-        <w:rPr>
-          <w:rFonts w:ascii="Abel" w:hAnsi="Abel"/>
-          <w:sz w:val="24"/>
-          <w:szCs w:val="24"/>
-        </w:rPr>
-      </w:pPr>
-    </w:p>
-    <w:p>
-      <w:pPr>
-        <w:rPr>
-          <w:rFonts w:ascii="Abel" w:hAnsi="Abel"/>
-          <w:sz w:val="24"/>
-          <w:szCs w:val="24"/>
-        </w:rPr>
-      </w:pPr>
-    </w:p>
-    <w:p>
-      <w:pPr>
-        <w:rPr>
-          <w:rFonts w:ascii="Abel" w:hAnsi="Abel"/>
-          <w:sz w:val="24"/>
-          <w:szCs w:val="24"/>
-        </w:rPr>
-      </w:pPr>
-    </w:p>
-    <w:p>
-      <w:pPr>
-        <w:rPr>
-          <w:rFonts w:ascii="Abel" w:hAnsi="Abel"/>
-          <w:sz w:val="24"/>
-          <w:szCs w:val="24"/>
-        </w:rPr>
-      </w:pPr>
-    </w:p>
-    <w:p>
-      <w:pPr>
-        <w:rPr>
-          <w:rFonts w:ascii="Abel" w:hAnsi="Abel"/>
-          <w:sz w:val="24"/>
-          <w:szCs w:val="24"/>
-        </w:rPr>
-      </w:pPr>
-    </w:p>
-    <w:p>
-      <w:pPr>
-        <w:rPr>
-          <w:rFonts w:ascii="Abel" w:hAnsi="Abel"/>
-          <w:sz w:val="24"/>
-          <w:szCs w:val="24"/>
-        </w:rPr>
-      </w:pPr>
-    </w:p>
-    <w:p>
-      <w:pPr>
-        <w:rPr>
-          <w:rFonts w:ascii="Abel" w:hAnsi="Abel"/>
-          <w:sz w:val="24"/>
-          <w:szCs w:val="24"/>
-        </w:rPr>
-      </w:pPr>
-    </w:p>
-    <w:p>
-      <w:pPr>
-        <w:rPr>
-          <w:rFonts w:ascii="Abel" w:hAnsi="Abel"/>
-          <w:sz w:val="24"/>
-          <w:szCs w:val="24"/>
-        </w:rPr>
-      </w:pPr>
-    </w:p>
-    <w:p>
-      <w:pPr>
-        <w:pStyle w:val="PargrafodaLista"/>
         <w:spacing w:line="285" w:lineRule="atLeast"/>
-        <w:ind w:left="1065"/>
-        <w:rPr>
-          <w:rFonts w:ascii="Abel" w:hAnsi="Abel"/>
-          <w:sz w:val="24"/>
-          <w:szCs w:val="24"/>
-        </w:rPr>
-      </w:pPr>
-    </w:p>
-    <w:p>
-      <w:pPr>
-        <w:pStyle w:val="PargrafodaLista"/>
-        <w:spacing w:line="285" w:lineRule="atLeast"/>
-        <w:ind w:left="1065"/>
-      </w:pPr>
-    </w:p>
-    <w:p>
-      <w:pPr>
-        <w:pStyle w:val="PargrafodaLista"/>
-        <w:spacing w:line="285" w:lineRule="atLeast"/>
-        <w:ind w:left="0"/>
+        <w:rPr>
+          <w:rFonts w:ascii="Abel" w:hAnsi="Abel"/>
+          <w:sz w:val="24"/>
+          <w:szCs w:val="24"/>
+        </w:rPr>
+      </w:pPr>
+      <w:r>
         <w:rPr>
           <w:rFonts w:ascii="Abel" w:hAnsi="Abel"/>
           <w:b/>
@@ -1350,7 +1240,9 @@
           <w:sz w:val="24"/>
           <w:szCs w:val="24"/>
         </w:rPr>
-      </w:pPr>
+        <w:t xml:space="preserve">    ADICIONAIS</w:t>
+      </w:r>
+      <w:proofErr w:type="gramStart"/>
       <w:r>
         <w:rPr>
           <w:rFonts w:ascii="Abel" w:hAnsi="Abel"/>
@@ -1361,6 +1253,316 @@
           <w:sz w:val="24"/>
           <w:szCs w:val="24"/>
         </w:rPr>
+        <w:t>:</w:t>
+      </w:r>
+      <w:r>
+        <w:rPr>
+          <w:rFonts w:ascii="Abel" w:hAnsi="Abel"/>
+          <w:sz w:val="24"/>
+          <w:szCs w:val="24"/>
+        </w:rPr>
+        <w:t xml:space="preserve"/>
+      </w:r>
+    </w:p>
+    <w:p>
+      <w:pPr>
+        <w:pStyle w:val="PargrafodaLista"/>
+        <w:spacing w:line="285" w:lineRule="atLeast"/>
+        <w:ind w:left="0"/>
+        <w:rPr>
+          <w:rFonts w:ascii="Abel" w:hAnsi="Abel"/>
+          <w:sz w:val="24"/>
+          <w:szCs w:val="24"/>
+        </w:rPr>
+      </w:pPr>
+      <w:proofErr w:type="gramStart"/>
+      <w:r>
+        <w:rPr>
+          <w:rFonts w:ascii="Abel" w:hAnsi="Abel"/>
+          <w:sz w:val="24"/>
+          <w:szCs w:val="24"/>
+        </w:rPr>
+        <w:t xml:space="preserve">• 1 Analista De Projetos - PavilhãO</w:t>
+        <w:br/>
+        <w:t xml:space="preserve">        [Extra Bonificado], (VIAGEM), 2 Diária(s), de: 05/10/2026 até: 06/10/2026</w:t>
+      </w:r>
+    </w:p>
+    <w:p>
+      <w:pPr>
+        <w:pStyle w:val="PargrafodaLista"/>
+        <w:spacing w:line="285" w:lineRule="atLeast"/>
+        <w:ind w:left="0"/>
+        <w:rPr>
+          <w:rFonts w:ascii="Abel" w:hAnsi="Abel"/>
+          <w:sz w:val="24"/>
+          <w:szCs w:val="24"/>
+        </w:rPr>
+      </w:pPr>
+      <w:r>
+        <w:rPr>
+          <w:rFonts w:ascii="Abel" w:hAnsi="Abel"/>
+          <w:sz w:val="24"/>
+          <w:szCs w:val="24"/>
+        </w:rPr>
+        <w:t xml:space="preserve"/>
+      </w:r>
+    </w:p>
+    <w:p>
+      <w:pPr>
+        <w:pStyle w:val="PargrafodaLista"/>
+        <w:spacing w:line="285" w:lineRule="atLeast"/>
+        <w:ind w:left="0"/>
+        <w:rPr>
+          <w:rFonts w:ascii="Abel" w:hAnsi="Abel"/>
+          <w:sz w:val="24"/>
+          <w:szCs w:val="24"/>
+        </w:rPr>
+      </w:pPr>
+      <w:proofErr w:type="gramStart"/>
+      <w:r>
+        <w:rPr>
+          <w:rFonts w:ascii="Abel" w:hAnsi="Abel"/>
+          <w:sz w:val="24"/>
+          <w:szCs w:val="24"/>
+        </w:rPr>
+        <w:t xml:space="preserve">• 1 Atendimento Mono</w:t>
+        <w:br/>
+        <w:t xml:space="preserve">        [Extra Bonificado], (SONIA), 7 Diária(s), de: 30/09/2026 até: 06/10/2026</w:t>
+      </w:r>
+    </w:p>
+    <w:p>
+      <w:pPr>
+        <w:pStyle w:val="PargrafodaLista"/>
+        <w:spacing w:line="285" w:lineRule="atLeast"/>
+        <w:ind w:left="0"/>
+        <w:rPr>
+          <w:rFonts w:ascii="Abel" w:hAnsi="Abel"/>
+          <w:sz w:val="24"/>
+          <w:szCs w:val="24"/>
+        </w:rPr>
+      </w:pPr>
+      <w:r>
+        <w:rPr>
+          <w:rFonts w:ascii="Abel" w:hAnsi="Abel"/>
+          <w:sz w:val="24"/>
+          <w:szCs w:val="24"/>
+        </w:rPr>
+        <w:t xml:space="preserve"/>
+      </w:r>
+    </w:p>
+    <w:p>
+      <w:pPr>
+        <w:pStyle w:val="PargrafodaLista"/>
+        <w:spacing w:line="285" w:lineRule="atLeast"/>
+        <w:ind w:left="0"/>
+        <w:rPr>
+          <w:rFonts w:ascii="Abel" w:hAnsi="Abel"/>
+          <w:sz w:val="24"/>
+          <w:szCs w:val="24"/>
+        </w:rPr>
+      </w:pPr>
+      <w:proofErr w:type="gramStart"/>
+      <w:r>
+        <w:rPr>
+          <w:rFonts w:ascii="Abel" w:hAnsi="Abel"/>
+          <w:sz w:val="24"/>
+          <w:szCs w:val="24"/>
+        </w:rPr>
+        <w:t xml:space="preserve">• 10 Tablet, 12 Diária(s), de: 30/09/2026 até: 11/10/2026</w:t>
+      </w:r>
+    </w:p>
+    <w:p>
+      <w:pPr>
+        <w:pStyle w:val="PargrafodaLista"/>
+        <w:spacing w:line="285" w:lineRule="atLeast"/>
+        <w:ind w:left="0"/>
+        <w:rPr>
+          <w:rFonts w:ascii="Abel" w:hAnsi="Abel"/>
+          <w:sz w:val="24"/>
+          <w:szCs w:val="24"/>
+        </w:rPr>
+      </w:pPr>
+      <w:r>
+        <w:rPr>
+          <w:rFonts w:ascii="Abel" w:hAnsi="Abel"/>
+          <w:sz w:val="24"/>
+          <w:szCs w:val="24"/>
+        </w:rPr>
+        <w:t xml:space="preserve"/>
+      </w:r>
+    </w:p>
+    <w:p>
+      <w:pPr>
+        <w:pStyle w:val="PargrafodaLista"/>
+        <w:spacing w:line="285" w:lineRule="atLeast"/>
+        <w:ind w:left="0"/>
+        <w:rPr>
+          <w:rFonts w:ascii="Abel" w:hAnsi="Abel"/>
+          <w:sz w:val="24"/>
+          <w:szCs w:val="24"/>
+        </w:rPr>
+      </w:pPr>
+      <w:r>
+        <w:rPr>
+          <w:rFonts w:ascii="Abel" w:hAnsi="Abel"/>
+          <w:sz w:val="24"/>
+          <w:szCs w:val="24"/>
+        </w:rPr>
+        <w:t xml:space="preserve"/>
+      </w:r>
+    </w:p>
+    <w:p>
+      <w:pPr>
+        <w:rPr>
+          <w:rFonts w:ascii="Abel" w:hAnsi="Abel"/>
+          <w:sz w:val="24"/>
+          <w:szCs w:val="24"/>
+        </w:rPr>
+      </w:pPr>
+    </w:p>
+    <w:p>
+      <w:pPr>
+        <w:rPr>
+          <w:rFonts w:ascii="Abel" w:hAnsi="Abel"/>
+          <w:sz w:val="24"/>
+          <w:szCs w:val="24"/>
+        </w:rPr>
+      </w:pPr>
+    </w:p>
+    <w:p>
+      <w:pPr>
+        <w:rPr>
+          <w:rFonts w:ascii="Abel" w:hAnsi="Abel"/>
+          <w:sz w:val="24"/>
+          <w:szCs w:val="24"/>
+        </w:rPr>
+      </w:pPr>
+    </w:p>
+    <w:p>
+      <w:pPr>
+        <w:rPr>
+          <w:rFonts w:ascii="Abel" w:hAnsi="Abel"/>
+          <w:sz w:val="24"/>
+          <w:szCs w:val="24"/>
+        </w:rPr>
+      </w:pPr>
+    </w:p>
+    <w:p>
+      <w:pPr>
+        <w:rPr>
+          <w:rFonts w:ascii="Abel" w:hAnsi="Abel"/>
+          <w:sz w:val="24"/>
+          <w:szCs w:val="24"/>
+        </w:rPr>
+      </w:pPr>
+    </w:p>
+    <w:p>
+      <w:pPr>
+        <w:rPr>
+          <w:rFonts w:ascii="Abel" w:hAnsi="Abel"/>
+          <w:sz w:val="24"/>
+          <w:szCs w:val="24"/>
+        </w:rPr>
+      </w:pPr>
+    </w:p>
+    <w:p>
+      <w:pPr>
+        <w:rPr>
+          <w:rFonts w:ascii="Abel" w:hAnsi="Abel"/>
+          <w:sz w:val="24"/>
+          <w:szCs w:val="24"/>
+        </w:rPr>
+      </w:pPr>
+    </w:p>
+    <w:p>
+      <w:pPr>
+        <w:rPr>
+          <w:rFonts w:ascii="Abel" w:hAnsi="Abel"/>
+          <w:sz w:val="24"/>
+          <w:szCs w:val="24"/>
+        </w:rPr>
+      </w:pPr>
+    </w:p>
+    <w:p>
+      <w:pPr>
+        <w:rPr>
+          <w:rFonts w:ascii="Abel" w:hAnsi="Abel"/>
+          <w:sz w:val="24"/>
+          <w:szCs w:val="24"/>
+        </w:rPr>
+      </w:pPr>
+    </w:p>
+    <w:p>
+      <w:pPr>
+        <w:rPr>
+          <w:rFonts w:ascii="Abel" w:hAnsi="Abel"/>
+          <w:sz w:val="24"/>
+          <w:szCs w:val="24"/>
+        </w:rPr>
+      </w:pPr>
+    </w:p>
+    <w:p>
+      <w:pPr>
+        <w:rPr>
+          <w:rFonts w:ascii="Abel" w:hAnsi="Abel"/>
+          <w:sz w:val="24"/>
+          <w:szCs w:val="24"/>
+        </w:rPr>
+      </w:pPr>
+    </w:p>
+    <w:p>
+      <w:pPr>
+        <w:rPr>
+          <w:rFonts w:ascii="Abel" w:hAnsi="Abel"/>
+          <w:sz w:val="24"/>
+          <w:szCs w:val="24"/>
+        </w:rPr>
+      </w:pPr>
+    </w:p>
+    <w:p>
+      <w:pPr>
+        <w:pStyle w:val="PargrafodaLista"/>
+        <w:spacing w:line="285" w:lineRule="atLeast"/>
+        <w:ind w:left="1065"/>
+        <w:rPr>
+          <w:rFonts w:ascii="Abel" w:hAnsi="Abel"/>
+          <w:sz w:val="24"/>
+          <w:szCs w:val="24"/>
+        </w:rPr>
+      </w:pPr>
+    </w:p>
+    <w:p>
+      <w:pPr>
+        <w:pStyle w:val="PargrafodaLista"/>
+        <w:spacing w:line="285" w:lineRule="atLeast"/>
+        <w:ind w:left="1065"/>
+      </w:pPr>
+    </w:p>
+    <w:p>
+      <w:pPr>
+        <w:pStyle w:val="PargrafodaLista"/>
+        <w:spacing w:line="285" w:lineRule="atLeast"/>
+        <w:ind w:left="0"/>
+        <w:rPr>
+          <w:rFonts w:ascii="Abel" w:hAnsi="Abel"/>
+          <w:b/>
+          <w:bCs/>
+          <w:i/>
+          <w:iCs/>
+          <w:sz w:val="24"/>
+          <w:szCs w:val="24"/>
+        </w:rPr>
+      </w:pPr>
+      <w:r>
+        <w:rPr>
+          <w:rFonts w:ascii="Abel" w:hAnsi="Abel"/>
+          <w:b/>
+          <w:bCs/>
+          <w:i/>
+          <w:iCs/>
+          <w:sz w:val="24"/>
+          <w:szCs w:val="24"/>
+        </w:rPr>
         <w:lastRenderedPageBreak/>
         <w:t xml:space="preserve">INVESTIMENTO </w:t>
       </w:r>
@@ -1411,7 +1613,7 @@
           <w:sz w:val="24"/>
           <w:szCs w:val="24"/>
         </w:rPr>
-        <w:t xml:space="preserve">R$ 91.023,66</w:t>
+        <w:t xml:space="preserve">R$ 100.095,66</w:t>
       </w:r>
       <w:r>
         <w:rPr>
@@ -1590,7 +1792,7 @@
           <w:i/>
           <w:iCs/>
         </w:rPr>
-        <w:t xml:space="preserve">03/09/2026</w:t>
+        <w:t xml:space="preserve">28/09/2026</w:t>
       </w:r>
     </w:p>
     <w:p>
